--- a/docs/Guide_on_the_Side_User_Workflow_Guide_v1.docx
+++ b/docs/Guide_on_the_Side_User_Workflow_Guide_v1.docx
@@ -838,6 +838,133 @@
         <w:t>Tutorial layout overview with annotated interface elements</w:t>
       </w:r>
     </w:p>
+    <w:p>
+      <w:pPr>
+        <w:pStyle w:val="Heading3"/>
+      </w:pPr>
+      <w:r>
+        <w:t>Adjusting the Panel Size</w:t>
+      </w:r>
+    </w:p>
+    <w:p>
+      <w:pPr/>
+      <w:r>
+        <w:t>Some tutorials allow you to resize the quiz and content panels. If enabled by the librarian, you will see a vertical divider bar between the two panels. Click and drag this bar left or right to adjust the panel widths to your preference. This is especially useful if you need more space to read embedded content or to focus on quiz questions.</w:t>
+      </w:r>
+    </w:p>
+    <w:p>
+      <w:pPr>
+        <w:jc w:val="center"/>
+      </w:pPr>
+      <w:r>
+        <w:drawing>
+          <wp:inline xmlns:a="http://schemas.openxmlformats.org/drawingml/2006/main" xmlns:pic="http://schemas.openxmlformats.org/drawingml/2006/picture">
+            <wp:extent cx="4572000" cy="2551814"/>
+            <wp:docPr id="1995145564" name="Picture 1995145564"/>
+            <wp:cNvGraphicFramePr>
+              <a:graphicFrameLocks noChangeAspect="1"/>
+            </wp:cNvGraphicFramePr>
+            <a:graphic>
+              <a:graphicData uri="http://schemas.openxmlformats.org/drawingml/2006/picture">
+                <pic:pic>
+                  <pic:nvPicPr>
+                    <pic:cNvPr id="0" name="student-split-view.png"/>
+                    <pic:cNvPicPr/>
+                  </pic:nvPicPr>
+                  <pic:blipFill>
+                    <a:blip r:embed="rId19"/>
+                    <a:stretch>
+                      <a:fillRect/>
+                    </a:stretch>
+                  </pic:blipFill>
+                  <pic:spPr>
+                    <a:xfrm>
+                      <a:off x="0" y="0"/>
+                      <a:ext cx="4572000" cy="2551814"/>
+                    </a:xfrm>
+                    <a:prstGeom prst="rect"/>
+                  </pic:spPr>
+                </pic:pic>
+              </a:graphicData>
+            </a:graphic>
+          </wp:inline>
+        </w:drawing>
+      </w:r>
+    </w:p>
+    <w:p>
+      <w:pPr>
+        <w:jc w:val="center"/>
+      </w:pPr>
+      <w:r>
+        <w:rPr>
+          <w:i/>
+          <w:sz w:val="18"/>
+        </w:rPr>
+        <w:t>Figure 2 — Split-screen view with draggable panel divider between quiz and content panels</w:t>
+      </w:r>
+    </w:p>
+    <w:p>
+      <w:pPr>
+        <w:pStyle w:val="Heading3"/>
+      </w:pPr>
+      <w:r>
+        <w:t>Types of Right Panel Content</w:t>
+      </w:r>
+    </w:p>
+    <w:p>
+      <w:pPr/>
+      <w:r>
+        <w:t>The right panel can display different types of content depending on how the librarian configured each step:</w:t>
+      </w:r>
+    </w:p>
+    <w:p>
+      <w:pPr>
+        <w:pStyle w:val="ListParagraph"/>
+      </w:pPr>
+      <w:r>
+        <w:t>Websites and library databases: Loaded as live, interactive pages you can browse and search.</w:t>
+      </w:r>
+    </w:p>
+    <w:p>
+      <w:pPr>
+        <w:pStyle w:val="ListParagraph"/>
+      </w:pPr>
+      <w:r>
+        <w:t>YouTube and Vimeo videos: Displayed as an embedded video player you can watch directly.</w:t>
+      </w:r>
+    </w:p>
+    <w:p>
+      <w:pPr>
+        <w:pStyle w:val="ListParagraph"/>
+      </w:pPr>
+      <w:r>
+        <w:t>PDF documents: Shown in a built-in PDF viewer with scroll and zoom controls.</w:t>
+      </w:r>
+    </w:p>
+    <w:p>
+      <w:pPr>
+        <w:pStyle w:val="ListParagraph"/>
+      </w:pPr>
+      <w:r>
+        <w:t>Images: Displayed directly in the panel.</w:t>
+      </w:r>
+    </w:p>
+    <w:p>
+      <w:pPr>
+        <w:pStyle w:val="ListParagraph"/>
+      </w:pPr>
+      <w:r>
+        <w:t>Audio files: Rendered with a playback bar for listening.</w:t>
+      </w:r>
+    </w:p>
+    <w:p>
+      <w:pPr>
+        <w:pStyle w:val="ListParagraph"/>
+      </w:pPr>
+      <w:r>
+        <w:t>Other files: A download link is provided for you to save the file.</w:t>
+      </w:r>
+    </w:p>
     <w:tbl>
       <w:tblPr>
         <w:tblW w:w="9360" w:type="dxa"/>
@@ -1676,6 +1803,26 @@
       </w:pPr>
       <w:r>
         <w:t>Select your answer by clicking on one of the radio button options.</w:t>
+      </w:r>
+    </w:p>
+    <w:p>
+      <w:pPr>
+        <w:pStyle w:val="Heading3"/>
+      </w:pPr>
+      <w:r>
+        <w:t>Branching: Additional Help for Incorrect Answers</w:t>
+      </w:r>
+    </w:p>
+    <w:p>
+      <w:pPr/>
+      <w:r>
+        <w:t>In some tutorials, answering a question incorrectly may open a branching sub-tutorial. This is an additional set of steps designed to give you more guidance on the topic before returning to the main tutorial. The branching content appears in the same split-screen interface and works identically to the main tutorial steps.</w:t>
+      </w:r>
+    </w:p>
+    <w:p>
+      <w:pPr/>
+      <w:r>
+        <w:t>Once you complete the branching steps, you are automatically returned to the main tutorial at the point where you left off. Your score on branching questions is tracked separately and does not affect your main tutorial Final Score.</w:t>
       </w:r>
     </w:p>
     <w:p>
@@ -1780,7 +1927,7 @@
           <w:sz w:val="20"/>
           <w:szCs w:val="20"/>
         </w:rPr>
-        <w:t xml:space="preserve">Figure 2: </w:t>
+        <w:t xml:space="preserve">Figure 3: </w:t>
       </w:r>
       <w:r>
         <w:rPr>
@@ -1876,7 +2023,7 @@
           <w:sz w:val="20"/>
           <w:szCs w:val="20"/>
         </w:rPr>
-        <w:t xml:space="preserve">Figure 3: </w:t>
+        <w:t xml:space="preserve">Figure 4: </w:t>
       </w:r>
       <w:r>
         <w:rPr>
@@ -2189,7 +2336,7 @@
           <w:sz w:val="20"/>
           <w:szCs w:val="20"/>
         </w:rPr>
-        <w:t xml:space="preserve">Figure 4: </w:t>
+        <w:t xml:space="preserve">Figure 5: </w:t>
       </w:r>
       <w:r>
         <w:rPr>
@@ -2277,7 +2424,7 @@
           <w:sz w:val="20"/>
           <w:szCs w:val="20"/>
         </w:rPr>
-        <w:t xml:space="preserve">Figure 5: </w:t>
+        <w:t xml:space="preserve">Figure 6: </w:t>
       </w:r>
       <w:r>
         <w:rPr>
@@ -2394,7 +2541,7 @@
           <w:sz w:val="20"/>
           <w:szCs w:val="20"/>
         </w:rPr>
-        <w:t xml:space="preserve">Figure 6: </w:t>
+        <w:t xml:space="preserve">Figure 7: </w:t>
       </w:r>
       <w:r>
         <w:rPr>
@@ -2490,7 +2637,7 @@
           <w:sz w:val="20"/>
           <w:szCs w:val="20"/>
         </w:rPr>
-        <w:t xml:space="preserve">Figure 7: </w:t>
+        <w:t xml:space="preserve">Figure 8: </w:t>
       </w:r>
       <w:r>
         <w:rPr>
@@ -2595,7 +2742,7 @@
           <w:sz w:val="20"/>
           <w:szCs w:val="20"/>
         </w:rPr>
-        <w:t xml:space="preserve">Figure 8: </w:t>
+        <w:t xml:space="preserve">Figure 9: </w:t>
       </w:r>
       <w:r>
         <w:rPr>
